--- a/lab_suite/labs/04_02_LABOR-4/submissions/questions.docx
+++ b/lab_suite/labs/04_02_LABOR-4/submissions/questions.docx
@@ -10,10 +10,310 @@
       </w:pPr>
       <w:r>
         <w:rPr>
-          <w:lang w:val="de-DE"/>
-        </w:rPr>
-        <w:t>Füge hier einen Scrennshot eines Funksignals vom Cubic-SDR oder ähnlichem Open-Source SDR Tool ein, und beschreibe kurz Zweck und Eigenschaften dieses Signals!</w:t>
-      </w:r>
+          <w:noProof/>
+          <w:lang w:val="de-DE"/>
+        </w:rPr>
+        <w:drawing>
+          <wp:anchor distT="0" distB="0" distL="114300" distR="114300" simplePos="0" relativeHeight="251658240" behindDoc="0" locked="0" layoutInCell="1" allowOverlap="1" wp14:anchorId="1A54521B" wp14:editId="19F0F8B5">
+            <wp:simplePos x="0" y="0"/>
+            <wp:positionH relativeFrom="column">
+              <wp:posOffset>-78336</wp:posOffset>
+            </wp:positionH>
+            <wp:positionV relativeFrom="paragraph">
+              <wp:posOffset>660804</wp:posOffset>
+            </wp:positionV>
+            <wp:extent cx="5760720" cy="3585845"/>
+            <wp:effectExtent l="0" t="0" r="5080" b="0"/>
+            <wp:wrapNone/>
+            <wp:docPr id="192605107" name="Picture 1"/>
+            <wp:cNvGraphicFramePr>
+              <a:graphicFrameLocks xmlns:a="http://schemas.openxmlformats.org/drawingml/2006/main" noChangeAspect="1"/>
+            </wp:cNvGraphicFramePr>
+            <a:graphic xmlns:a="http://schemas.openxmlformats.org/drawingml/2006/main">
+              <a:graphicData uri="http://schemas.openxmlformats.org/drawingml/2006/picture">
+                <pic:pic xmlns:pic="http://schemas.openxmlformats.org/drawingml/2006/picture">
+                  <pic:nvPicPr>
+                    <pic:cNvPr id="192605107" name="Picture 192605107"/>
+                    <pic:cNvPicPr/>
+                  </pic:nvPicPr>
+                  <pic:blipFill>
+                    <a:blip r:embed="rId4" cstate="print">
+                      <a:extLst>
+                        <a:ext uri="{28A0092B-C50C-407E-A947-70E740481C1C}">
+                          <a14:useLocalDpi xmlns:a14="http://schemas.microsoft.com/office/drawing/2010/main" val="0"/>
+                        </a:ext>
+                      </a:extLst>
+                    </a:blip>
+                    <a:stretch>
+                      <a:fillRect/>
+                    </a:stretch>
+                  </pic:blipFill>
+                  <pic:spPr>
+                    <a:xfrm>
+                      <a:off x="0" y="0"/>
+                      <a:ext cx="5760720" cy="3585845"/>
+                    </a:xfrm>
+                    <a:prstGeom prst="rect">
+                      <a:avLst/>
+                    </a:prstGeom>
+                  </pic:spPr>
+                </pic:pic>
+              </a:graphicData>
+            </a:graphic>
+            <wp14:sizeRelH relativeFrom="page">
+              <wp14:pctWidth>0</wp14:pctWidth>
+            </wp14:sizeRelH>
+            <wp14:sizeRelV relativeFrom="page">
+              <wp14:pctHeight>0</wp14:pctHeight>
+            </wp14:sizeRelV>
+          </wp:anchor>
+        </w:drawing>
+      </w:r>
+      <w:r>
+        <w:rPr>
+          <w:lang w:val="de-DE"/>
+        </w:rPr>
+        <w:t xml:space="preserve">Füge hier einen </w:t>
+      </w:r>
+      <w:proofErr w:type="spellStart"/>
+      <w:r>
+        <w:rPr>
+          <w:lang w:val="de-DE"/>
+        </w:rPr>
+        <w:t>Scrennshot</w:t>
+      </w:r>
+      <w:proofErr w:type="spellEnd"/>
+      <w:r>
+        <w:rPr>
+          <w:lang w:val="de-DE"/>
+        </w:rPr>
+        <w:t xml:space="preserve"> eines Funksignals </w:t>
+      </w:r>
+      <w:proofErr w:type="gramStart"/>
+      <w:r>
+        <w:rPr>
+          <w:lang w:val="de-DE"/>
+        </w:rPr>
+        <w:t xml:space="preserve">vom </w:t>
+      </w:r>
+      <w:proofErr w:type="spellStart"/>
+      <w:r>
+        <w:rPr>
+          <w:lang w:val="de-DE"/>
+        </w:rPr>
+        <w:t>Cubic</w:t>
+      </w:r>
+      <w:proofErr w:type="spellEnd"/>
+      <w:r>
+        <w:rPr>
+          <w:lang w:val="de-DE"/>
+        </w:rPr>
+        <w:t>-SDR</w:t>
+      </w:r>
+      <w:proofErr w:type="gramEnd"/>
+      <w:r>
+        <w:rPr>
+          <w:lang w:val="de-DE"/>
+        </w:rPr>
+        <w:t xml:space="preserve"> oder ähnlichem Open-Source SDR Tool ein, und beschreibe kurz Zweck und Eigenschaften dieses Signals!</w:t>
+      </w:r>
+    </w:p>
+    <w:p>
+      <w:pPr>
+        <w:rPr>
+          <w:lang w:val="de-DE"/>
+        </w:rPr>
+      </w:pPr>
+    </w:p>
+    <w:p>
+      <w:pPr>
+        <w:rPr>
+          <w:lang w:val="de-DE"/>
+        </w:rPr>
+      </w:pPr>
+    </w:p>
+    <w:p>
+      <w:pPr>
+        <w:rPr>
+          <w:lang w:val="de-DE"/>
+        </w:rPr>
+      </w:pPr>
+    </w:p>
+    <w:p>
+      <w:pPr>
+        <w:rPr>
+          <w:lang w:val="de-DE"/>
+        </w:rPr>
+      </w:pPr>
+    </w:p>
+    <w:p>
+      <w:pPr>
+        <w:rPr>
+          <w:lang w:val="de-DE"/>
+        </w:rPr>
+      </w:pPr>
+    </w:p>
+    <w:p>
+      <w:pPr>
+        <w:rPr>
+          <w:lang w:val="de-DE"/>
+        </w:rPr>
+      </w:pPr>
+    </w:p>
+    <w:p>
+      <w:pPr>
+        <w:rPr>
+          <w:lang w:val="de-DE"/>
+        </w:rPr>
+      </w:pPr>
+    </w:p>
+    <w:p>
+      <w:pPr>
+        <w:rPr>
+          <w:lang w:val="de-DE"/>
+        </w:rPr>
+      </w:pPr>
+    </w:p>
+    <w:p>
+      <w:pPr>
+        <w:rPr>
+          <w:lang w:val="de-DE"/>
+        </w:rPr>
+      </w:pPr>
+    </w:p>
+    <w:p>
+      <w:pPr>
+        <w:rPr>
+          <w:lang w:val="de-DE"/>
+        </w:rPr>
+      </w:pPr>
+    </w:p>
+    <w:p>
+      <w:pPr>
+        <w:rPr>
+          <w:lang w:val="de-DE"/>
+        </w:rPr>
+      </w:pPr>
+    </w:p>
+    <w:p>
+      <w:pPr>
+        <w:rPr>
+          <w:lang w:val="de-DE"/>
+        </w:rPr>
+      </w:pPr>
+    </w:p>
+    <w:p>
+      <w:pPr>
+        <w:pStyle w:val="NormalWeb"/>
+        <w:rPr>
+          <w:rFonts w:asciiTheme="minorHAnsi" w:eastAsiaTheme="minorHAnsi" w:hAnsiTheme="minorHAnsi" w:cstheme="minorBidi"/>
+          <w:kern w:val="2"/>
+          <w:szCs w:val="21"/>
+          <w:lang w:val="de-DE" w:eastAsia="en-US" w:bidi="hi-IN"/>
+          <w14:ligatures w14:val="standardContextual"/>
+        </w:rPr>
+      </w:pPr>
+      <w:r>
+        <w:rPr>
+          <w:rFonts w:asciiTheme="minorHAnsi" w:eastAsiaTheme="minorHAnsi" w:hAnsiTheme="minorHAnsi" w:cstheme="minorBidi"/>
+          <w:b/>
+          <w:bCs/>
+          <w:kern w:val="2"/>
+          <w:szCs w:val="21"/>
+          <w:lang w:val="de-DE" w:eastAsia="en-US" w:bidi="hi-IN"/>
+          <w14:ligatures w14:val="standardContextual"/>
+        </w:rPr>
+        <w:t>Frequenz:</w:t>
+      </w:r>
+      <w:r>
+        <w:rPr>
+          <w:rFonts w:asciiTheme="minorHAnsi" w:eastAsiaTheme="minorHAnsi" w:hAnsiTheme="minorHAnsi" w:cstheme="minorBidi"/>
+          <w:kern w:val="2"/>
+          <w:szCs w:val="21"/>
+          <w:lang w:val="de-DE" w:eastAsia="en-US" w:bidi="hi-IN"/>
+          <w14:ligatures w14:val="standardContextual"/>
+        </w:rPr>
+        <w:br/>
+        <w:t>100 MHz</w:t>
+      </w:r>
+    </w:p>
+    <w:p>
+      <w:pPr>
+        <w:spacing w:before="100" w:beforeAutospacing="1" w:after="100" w:afterAutospacing="1" w:line="240" w:lineRule="auto"/>
+        <w:rPr>
+          <w:lang w:val="de-DE"/>
+        </w:rPr>
+      </w:pPr>
+      <w:proofErr w:type="gramStart"/>
+      <w:r>
+        <w:rPr>
+          <w:b/>
+          <w:bCs/>
+          <w:lang w:val="de-DE"/>
+        </w:rPr>
+        <w:t>Signalart :</w:t>
+      </w:r>
+      <w:proofErr w:type="gramEnd"/>
+      <w:r>
+        <w:rPr>
+          <w:lang w:val="de-DE"/>
+        </w:rPr>
+        <w:br/>
+        <w:t>UKW-Rundfunk (FM)</w:t>
+      </w:r>
+      <w:r>
+        <w:rPr>
+          <w:lang w:val="de-DE"/>
+        </w:rPr>
+        <w:br/>
+        <w:t>Das Signal zeigt ein breites Spektrum mit einer Bandbreite von etwa 200 kHz, was typisch für UKW-FM ist.</w:t>
+      </w:r>
+      <w:r>
+        <w:rPr>
+          <w:lang w:val="de-DE"/>
+        </w:rPr>
+        <w:t xml:space="preserve"> </w:t>
+      </w:r>
+      <w:r>
+        <w:rPr>
+          <w:lang w:val="de-DE"/>
+        </w:rPr>
+        <w:t>Im Wasserfall ist ein kontinuierliches Signal sichtbar, das auf eine dauerhafte Übertragung wie Musik oder Sprache hinweist.</w:t>
+      </w:r>
+      <w:r>
+        <w:rPr>
+          <w:lang w:val="de-DE"/>
+        </w:rPr>
+        <w:t xml:space="preserve"> </w:t>
+      </w:r>
+      <w:r>
+        <w:rPr>
+          <w:lang w:val="de-DE"/>
+        </w:rPr>
+        <w:t>Die charakteristische breite Form im Spektrum bestätigt die Frequenzmodulation.</w:t>
+      </w:r>
+    </w:p>
+    <w:p>
+      <w:pPr>
+        <w:spacing w:after="0" w:line="240" w:lineRule="auto"/>
+        <w:rPr>
+          <w:rFonts w:ascii="Times New Roman" w:eastAsia="Times New Roman" w:hAnsi="Times New Roman" w:cs="Times New Roman"/>
+          <w:kern w:val="0"/>
+          <w:szCs w:val="24"/>
+          <w:lang w:val="en-CH" w:eastAsia="en-GB" w:bidi="ar-SA"/>
+          <w14:ligatures w14:val="none"/>
+        </w:rPr>
+      </w:pPr>
+    </w:p>
+    <w:p>
+      <w:pPr>
+        <w:tabs>
+          <w:tab w:val="left" w:pos="1847"/>
+        </w:tabs>
+        <w:rPr>
+          <w:lang w:val="de-DE"/>
+        </w:rPr>
+      </w:pPr>
     </w:p>
     <w:sectPr>
       <w:pgSz w:w="11906" w:h="16838"/>
@@ -422,15 +722,15 @@
     <w:lsdException w:name="Unresolved Mention" w:semiHidden="1" w:unhideWhenUsed="1"/>
     <w:lsdException w:name="Smart Link" w:semiHidden="1" w:unhideWhenUsed="1"/>
   </w:latentStyles>
-  <w:style w:type="paragraph" w:default="1" w:styleId="Standard">
+  <w:style w:type="paragraph" w:default="1" w:styleId="Normal">
     <w:name w:val="Normal"/>
     <w:qFormat/>
   </w:style>
-  <w:style w:type="paragraph" w:styleId="berschrift1">
+  <w:style w:type="paragraph" w:styleId="Heading1">
     <w:name w:val="heading 1"/>
-    <w:basedOn w:val="Standard"/>
-    <w:next w:val="Standard"/>
-    <w:link w:val="berschrift1Zchn"/>
+    <w:basedOn w:val="Normal"/>
+    <w:next w:val="Normal"/>
+    <w:link w:val="Heading1Char"/>
     <w:uiPriority w:val="9"/>
     <w:qFormat/>
     <w:rsid w:val="00DF6C0D"/>
@@ -447,11 +747,11 @@
       <w:szCs w:val="36"/>
     </w:rPr>
   </w:style>
-  <w:style w:type="paragraph" w:styleId="berschrift2">
+  <w:style w:type="paragraph" w:styleId="Heading2">
     <w:name w:val="heading 2"/>
-    <w:basedOn w:val="Standard"/>
-    <w:next w:val="Standard"/>
-    <w:link w:val="berschrift2Zchn"/>
+    <w:basedOn w:val="Normal"/>
+    <w:next w:val="Normal"/>
+    <w:link w:val="Heading2Char"/>
     <w:uiPriority w:val="9"/>
     <w:semiHidden/>
     <w:unhideWhenUsed/>
@@ -470,11 +770,11 @@
       <w:szCs w:val="29"/>
     </w:rPr>
   </w:style>
-  <w:style w:type="paragraph" w:styleId="berschrift3">
+  <w:style w:type="paragraph" w:styleId="Heading3">
     <w:name w:val="heading 3"/>
-    <w:basedOn w:val="Standard"/>
-    <w:next w:val="Standard"/>
-    <w:link w:val="berschrift3Zchn"/>
+    <w:basedOn w:val="Normal"/>
+    <w:next w:val="Normal"/>
+    <w:link w:val="Heading3Char"/>
     <w:uiPriority w:val="9"/>
     <w:semiHidden/>
     <w:unhideWhenUsed/>
@@ -493,11 +793,11 @@
       <w:szCs w:val="25"/>
     </w:rPr>
   </w:style>
-  <w:style w:type="paragraph" w:styleId="berschrift4">
+  <w:style w:type="paragraph" w:styleId="Heading4">
     <w:name w:val="heading 4"/>
-    <w:basedOn w:val="Standard"/>
-    <w:next w:val="Standard"/>
-    <w:link w:val="berschrift4Zchn"/>
+    <w:basedOn w:val="Normal"/>
+    <w:next w:val="Normal"/>
+    <w:link w:val="Heading4Char"/>
     <w:uiPriority w:val="9"/>
     <w:semiHidden/>
     <w:unhideWhenUsed/>
@@ -516,11 +816,11 @@
       <w:color w:val="0F4761" w:themeColor="accent1" w:themeShade="BF"/>
     </w:rPr>
   </w:style>
-  <w:style w:type="paragraph" w:styleId="berschrift5">
+  <w:style w:type="paragraph" w:styleId="Heading5">
     <w:name w:val="heading 5"/>
-    <w:basedOn w:val="Standard"/>
-    <w:next w:val="Standard"/>
-    <w:link w:val="berschrift5Zchn"/>
+    <w:basedOn w:val="Normal"/>
+    <w:next w:val="Normal"/>
+    <w:link w:val="Heading5Char"/>
     <w:uiPriority w:val="9"/>
     <w:semiHidden/>
     <w:unhideWhenUsed/>
@@ -537,11 +837,11 @@
       <w:color w:val="0F4761" w:themeColor="accent1" w:themeShade="BF"/>
     </w:rPr>
   </w:style>
-  <w:style w:type="paragraph" w:styleId="berschrift6">
+  <w:style w:type="paragraph" w:styleId="Heading6">
     <w:name w:val="heading 6"/>
-    <w:basedOn w:val="Standard"/>
-    <w:next w:val="Standard"/>
-    <w:link w:val="berschrift6Zchn"/>
+    <w:basedOn w:val="Normal"/>
+    <w:next w:val="Normal"/>
+    <w:link w:val="Heading6Char"/>
     <w:uiPriority w:val="9"/>
     <w:semiHidden/>
     <w:unhideWhenUsed/>
@@ -560,11 +860,11 @@
       <w:color w:val="595959" w:themeColor="text1" w:themeTint="A6"/>
     </w:rPr>
   </w:style>
-  <w:style w:type="paragraph" w:styleId="berschrift7">
+  <w:style w:type="paragraph" w:styleId="Heading7">
     <w:name w:val="heading 7"/>
-    <w:basedOn w:val="Standard"/>
-    <w:next w:val="Standard"/>
-    <w:link w:val="berschrift7Zchn"/>
+    <w:basedOn w:val="Normal"/>
+    <w:next w:val="Normal"/>
+    <w:link w:val="Heading7Char"/>
     <w:uiPriority w:val="9"/>
     <w:semiHidden/>
     <w:unhideWhenUsed/>
@@ -581,11 +881,11 @@
       <w:color w:val="595959" w:themeColor="text1" w:themeTint="A6"/>
     </w:rPr>
   </w:style>
-  <w:style w:type="paragraph" w:styleId="berschrift8">
+  <w:style w:type="paragraph" w:styleId="Heading8">
     <w:name w:val="heading 8"/>
-    <w:basedOn w:val="Standard"/>
-    <w:next w:val="Standard"/>
-    <w:link w:val="berschrift8Zchn"/>
+    <w:basedOn w:val="Normal"/>
+    <w:next w:val="Normal"/>
+    <w:link w:val="Heading8Char"/>
     <w:uiPriority w:val="9"/>
     <w:semiHidden/>
     <w:unhideWhenUsed/>
@@ -604,11 +904,11 @@
       <w:color w:val="272727" w:themeColor="text1" w:themeTint="D8"/>
     </w:rPr>
   </w:style>
-  <w:style w:type="paragraph" w:styleId="berschrift9">
+  <w:style w:type="paragraph" w:styleId="Heading9">
     <w:name w:val="heading 9"/>
-    <w:basedOn w:val="Standard"/>
-    <w:next w:val="Standard"/>
-    <w:link w:val="berschrift9Zchn"/>
+    <w:basedOn w:val="Normal"/>
+    <w:next w:val="Normal"/>
+    <w:link w:val="Heading9Char"/>
     <w:uiPriority w:val="9"/>
     <w:semiHidden/>
     <w:unhideWhenUsed/>
@@ -625,13 +925,13 @@
       <w:color w:val="272727" w:themeColor="text1" w:themeTint="D8"/>
     </w:rPr>
   </w:style>
-  <w:style w:type="character" w:default="1" w:styleId="Absatz-Standardschriftart">
+  <w:style w:type="character" w:default="1" w:styleId="DefaultParagraphFont">
     <w:name w:val="Default Paragraph Font"/>
     <w:uiPriority w:val="1"/>
     <w:semiHidden/>
     <w:unhideWhenUsed/>
   </w:style>
-  <w:style w:type="table" w:default="1" w:styleId="NormaleTabelle">
+  <w:style w:type="table" w:default="1" w:styleId="TableNormal">
     <w:name w:val="Normal Table"/>
     <w:uiPriority w:val="99"/>
     <w:semiHidden/>
@@ -646,16 +946,16 @@
       </w:tblCellMar>
     </w:tblPr>
   </w:style>
-  <w:style w:type="numbering" w:default="1" w:styleId="KeineListe">
+  <w:style w:type="numbering" w:default="1" w:styleId="NoList">
     <w:name w:val="No List"/>
     <w:uiPriority w:val="99"/>
     <w:semiHidden/>
     <w:unhideWhenUsed/>
   </w:style>
-  <w:style w:type="character" w:customStyle="1" w:styleId="berschrift1Zchn">
-    <w:name w:val="Überschrift 1 Zchn"/>
-    <w:basedOn w:val="Absatz-Standardschriftart"/>
-    <w:link w:val="berschrift1"/>
+  <w:style w:type="character" w:customStyle="1" w:styleId="Heading1Char">
+    <w:name w:val="Heading 1 Char"/>
+    <w:basedOn w:val="DefaultParagraphFont"/>
+    <w:link w:val="Heading1"/>
     <w:uiPriority w:val="9"/>
     <w:rsid w:val="00DF6C0D"/>
     <w:rPr>
@@ -665,10 +965,10 @@
       <w:szCs w:val="36"/>
     </w:rPr>
   </w:style>
-  <w:style w:type="character" w:customStyle="1" w:styleId="berschrift2Zchn">
-    <w:name w:val="Überschrift 2 Zchn"/>
-    <w:basedOn w:val="Absatz-Standardschriftart"/>
-    <w:link w:val="berschrift2"/>
+  <w:style w:type="character" w:customStyle="1" w:styleId="Heading2Char">
+    <w:name w:val="Heading 2 Char"/>
+    <w:basedOn w:val="DefaultParagraphFont"/>
+    <w:link w:val="Heading2"/>
     <w:uiPriority w:val="9"/>
     <w:semiHidden/>
     <w:rsid w:val="00DF6C0D"/>
@@ -679,10 +979,10 @@
       <w:szCs w:val="29"/>
     </w:rPr>
   </w:style>
-  <w:style w:type="character" w:customStyle="1" w:styleId="berschrift3Zchn">
-    <w:name w:val="Überschrift 3 Zchn"/>
-    <w:basedOn w:val="Absatz-Standardschriftart"/>
-    <w:link w:val="berschrift3"/>
+  <w:style w:type="character" w:customStyle="1" w:styleId="Heading3Char">
+    <w:name w:val="Heading 3 Char"/>
+    <w:basedOn w:val="DefaultParagraphFont"/>
+    <w:link w:val="Heading3"/>
     <w:uiPriority w:val="9"/>
     <w:semiHidden/>
     <w:rsid w:val="00DF6C0D"/>
@@ -693,10 +993,10 @@
       <w:szCs w:val="25"/>
     </w:rPr>
   </w:style>
-  <w:style w:type="character" w:customStyle="1" w:styleId="berschrift4Zchn">
-    <w:name w:val="Überschrift 4 Zchn"/>
-    <w:basedOn w:val="Absatz-Standardschriftart"/>
-    <w:link w:val="berschrift4"/>
+  <w:style w:type="character" w:customStyle="1" w:styleId="Heading4Char">
+    <w:name w:val="Heading 4 Char"/>
+    <w:basedOn w:val="DefaultParagraphFont"/>
+    <w:link w:val="Heading4"/>
     <w:uiPriority w:val="9"/>
     <w:semiHidden/>
     <w:rsid w:val="00DF6C0D"/>
@@ -707,10 +1007,10 @@
       <w:color w:val="0F4761" w:themeColor="accent1" w:themeShade="BF"/>
     </w:rPr>
   </w:style>
-  <w:style w:type="character" w:customStyle="1" w:styleId="berschrift5Zchn">
-    <w:name w:val="Überschrift 5 Zchn"/>
-    <w:basedOn w:val="Absatz-Standardschriftart"/>
-    <w:link w:val="berschrift5"/>
+  <w:style w:type="character" w:customStyle="1" w:styleId="Heading5Char">
+    <w:name w:val="Heading 5 Char"/>
+    <w:basedOn w:val="DefaultParagraphFont"/>
+    <w:link w:val="Heading5"/>
     <w:uiPriority w:val="9"/>
     <w:semiHidden/>
     <w:rsid w:val="00DF6C0D"/>
@@ -719,10 +1019,10 @@
       <w:color w:val="0F4761" w:themeColor="accent1" w:themeShade="BF"/>
     </w:rPr>
   </w:style>
-  <w:style w:type="character" w:customStyle="1" w:styleId="berschrift6Zchn">
-    <w:name w:val="Überschrift 6 Zchn"/>
-    <w:basedOn w:val="Absatz-Standardschriftart"/>
-    <w:link w:val="berschrift6"/>
+  <w:style w:type="character" w:customStyle="1" w:styleId="Heading6Char">
+    <w:name w:val="Heading 6 Char"/>
+    <w:basedOn w:val="DefaultParagraphFont"/>
+    <w:link w:val="Heading6"/>
     <w:uiPriority w:val="9"/>
     <w:semiHidden/>
     <w:rsid w:val="00DF6C0D"/>
@@ -733,10 +1033,10 @@
       <w:color w:val="595959" w:themeColor="text1" w:themeTint="A6"/>
     </w:rPr>
   </w:style>
-  <w:style w:type="character" w:customStyle="1" w:styleId="berschrift7Zchn">
-    <w:name w:val="Überschrift 7 Zchn"/>
-    <w:basedOn w:val="Absatz-Standardschriftart"/>
-    <w:link w:val="berschrift7"/>
+  <w:style w:type="character" w:customStyle="1" w:styleId="Heading7Char">
+    <w:name w:val="Heading 7 Char"/>
+    <w:basedOn w:val="DefaultParagraphFont"/>
+    <w:link w:val="Heading7"/>
     <w:uiPriority w:val="9"/>
     <w:semiHidden/>
     <w:rsid w:val="00DF6C0D"/>
@@ -745,10 +1045,10 @@
       <w:color w:val="595959" w:themeColor="text1" w:themeTint="A6"/>
     </w:rPr>
   </w:style>
-  <w:style w:type="character" w:customStyle="1" w:styleId="berschrift8Zchn">
-    <w:name w:val="Überschrift 8 Zchn"/>
-    <w:basedOn w:val="Absatz-Standardschriftart"/>
-    <w:link w:val="berschrift8"/>
+  <w:style w:type="character" w:customStyle="1" w:styleId="Heading8Char">
+    <w:name w:val="Heading 8 Char"/>
+    <w:basedOn w:val="DefaultParagraphFont"/>
+    <w:link w:val="Heading8"/>
     <w:uiPriority w:val="9"/>
     <w:semiHidden/>
     <w:rsid w:val="00DF6C0D"/>
@@ -759,10 +1059,10 @@
       <w:color w:val="272727" w:themeColor="text1" w:themeTint="D8"/>
     </w:rPr>
   </w:style>
-  <w:style w:type="character" w:customStyle="1" w:styleId="berschrift9Zchn">
-    <w:name w:val="Überschrift 9 Zchn"/>
-    <w:basedOn w:val="Absatz-Standardschriftart"/>
-    <w:link w:val="berschrift9"/>
+  <w:style w:type="character" w:customStyle="1" w:styleId="Heading9Char">
+    <w:name w:val="Heading 9 Char"/>
+    <w:basedOn w:val="DefaultParagraphFont"/>
+    <w:link w:val="Heading9"/>
     <w:uiPriority w:val="9"/>
     <w:semiHidden/>
     <w:rsid w:val="00DF6C0D"/>
@@ -771,11 +1071,11 @@
       <w:color w:val="272727" w:themeColor="text1" w:themeTint="D8"/>
     </w:rPr>
   </w:style>
-  <w:style w:type="paragraph" w:styleId="Titel">
+  <w:style w:type="paragraph" w:styleId="Title">
     <w:name w:val="Title"/>
-    <w:basedOn w:val="Standard"/>
-    <w:next w:val="Standard"/>
-    <w:link w:val="TitelZchn"/>
+    <w:basedOn w:val="Normal"/>
+    <w:next w:val="Normal"/>
+    <w:link w:val="TitleChar"/>
     <w:uiPriority w:val="10"/>
     <w:qFormat/>
     <w:rsid w:val="00DF6C0D"/>
@@ -791,10 +1091,10 @@
       <w:szCs w:val="50"/>
     </w:rPr>
   </w:style>
-  <w:style w:type="character" w:customStyle="1" w:styleId="TitelZchn">
-    <w:name w:val="Titel Zchn"/>
-    <w:basedOn w:val="Absatz-Standardschriftart"/>
-    <w:link w:val="Titel"/>
+  <w:style w:type="character" w:customStyle="1" w:styleId="TitleChar">
+    <w:name w:val="Title Char"/>
+    <w:basedOn w:val="DefaultParagraphFont"/>
+    <w:link w:val="Title"/>
     <w:uiPriority w:val="10"/>
     <w:rsid w:val="00DF6C0D"/>
     <w:rPr>
@@ -805,11 +1105,11 @@
       <w:szCs w:val="50"/>
     </w:rPr>
   </w:style>
-  <w:style w:type="paragraph" w:styleId="Untertitel">
+  <w:style w:type="paragraph" w:styleId="Subtitle">
     <w:name w:val="Subtitle"/>
-    <w:basedOn w:val="Standard"/>
-    <w:next w:val="Standard"/>
-    <w:link w:val="UntertitelZchn"/>
+    <w:basedOn w:val="Normal"/>
+    <w:next w:val="Normal"/>
+    <w:link w:val="SubtitleChar"/>
     <w:uiPriority w:val="11"/>
     <w:qFormat/>
     <w:rsid w:val="00DF6C0D"/>
@@ -826,10 +1126,10 @@
       <w:szCs w:val="25"/>
     </w:rPr>
   </w:style>
-  <w:style w:type="character" w:customStyle="1" w:styleId="UntertitelZchn">
-    <w:name w:val="Untertitel Zchn"/>
-    <w:basedOn w:val="Absatz-Standardschriftart"/>
-    <w:link w:val="Untertitel"/>
+  <w:style w:type="character" w:customStyle="1" w:styleId="SubtitleChar">
+    <w:name w:val="Subtitle Char"/>
+    <w:basedOn w:val="DefaultParagraphFont"/>
+    <w:link w:val="Subtitle"/>
     <w:uiPriority w:val="11"/>
     <w:rsid w:val="00DF6C0D"/>
     <w:rPr>
@@ -840,11 +1140,11 @@
       <w:szCs w:val="25"/>
     </w:rPr>
   </w:style>
-  <w:style w:type="paragraph" w:styleId="Zitat">
+  <w:style w:type="paragraph" w:styleId="Quote">
     <w:name w:val="Quote"/>
-    <w:basedOn w:val="Standard"/>
-    <w:next w:val="Standard"/>
-    <w:link w:val="ZitatZchn"/>
+    <w:basedOn w:val="Normal"/>
+    <w:next w:val="Normal"/>
+    <w:link w:val="QuoteChar"/>
     <w:uiPriority w:val="29"/>
     <w:qFormat/>
     <w:rsid w:val="00DF6C0D"/>
@@ -858,10 +1158,10 @@
       <w:color w:val="404040" w:themeColor="text1" w:themeTint="BF"/>
     </w:rPr>
   </w:style>
-  <w:style w:type="character" w:customStyle="1" w:styleId="ZitatZchn">
-    <w:name w:val="Zitat Zchn"/>
-    <w:basedOn w:val="Absatz-Standardschriftart"/>
-    <w:link w:val="Zitat"/>
+  <w:style w:type="character" w:customStyle="1" w:styleId="QuoteChar">
+    <w:name w:val="Quote Char"/>
+    <w:basedOn w:val="DefaultParagraphFont"/>
+    <w:link w:val="Quote"/>
     <w:uiPriority w:val="29"/>
     <w:rsid w:val="00DF6C0D"/>
     <w:rPr>
@@ -870,9 +1170,9 @@
       <w:color w:val="404040" w:themeColor="text1" w:themeTint="BF"/>
     </w:rPr>
   </w:style>
-  <w:style w:type="paragraph" w:styleId="Listenabsatz">
+  <w:style w:type="paragraph" w:styleId="ListParagraph">
     <w:name w:val="List Paragraph"/>
-    <w:basedOn w:val="Standard"/>
+    <w:basedOn w:val="Normal"/>
     <w:uiPriority w:val="34"/>
     <w:qFormat/>
     <w:rsid w:val="00DF6C0D"/>
@@ -881,9 +1181,9 @@
       <w:contextualSpacing/>
     </w:pPr>
   </w:style>
-  <w:style w:type="character" w:styleId="IntensiveHervorhebung">
+  <w:style w:type="character" w:styleId="IntenseEmphasis">
     <w:name w:val="Intense Emphasis"/>
-    <w:basedOn w:val="Absatz-Standardschriftart"/>
+    <w:basedOn w:val="DefaultParagraphFont"/>
     <w:uiPriority w:val="21"/>
     <w:qFormat/>
     <w:rsid w:val="00DF6C0D"/>
@@ -893,11 +1193,11 @@
       <w:color w:val="0F4761" w:themeColor="accent1" w:themeShade="BF"/>
     </w:rPr>
   </w:style>
-  <w:style w:type="paragraph" w:styleId="IntensivesZitat">
+  <w:style w:type="paragraph" w:styleId="IntenseQuote">
     <w:name w:val="Intense Quote"/>
-    <w:basedOn w:val="Standard"/>
-    <w:next w:val="Standard"/>
-    <w:link w:val="IntensivesZitatZchn"/>
+    <w:basedOn w:val="Normal"/>
+    <w:next w:val="Normal"/>
+    <w:link w:val="IntenseQuoteChar"/>
     <w:uiPriority w:val="30"/>
     <w:qFormat/>
     <w:rsid w:val="00DF6C0D"/>
@@ -916,10 +1216,10 @@
       <w:color w:val="0F4761" w:themeColor="accent1" w:themeShade="BF"/>
     </w:rPr>
   </w:style>
-  <w:style w:type="character" w:customStyle="1" w:styleId="IntensivesZitatZchn">
-    <w:name w:val="Intensives Zitat Zchn"/>
-    <w:basedOn w:val="Absatz-Standardschriftart"/>
-    <w:link w:val="IntensivesZitat"/>
+  <w:style w:type="character" w:customStyle="1" w:styleId="IntenseQuoteChar">
+    <w:name w:val="Intense Quote Char"/>
+    <w:basedOn w:val="DefaultParagraphFont"/>
+    <w:link w:val="IntenseQuote"/>
     <w:uiPriority w:val="30"/>
     <w:rsid w:val="00DF6C0D"/>
     <w:rPr>
@@ -928,9 +1228,9 @@
       <w:color w:val="0F4761" w:themeColor="accent1" w:themeShade="BF"/>
     </w:rPr>
   </w:style>
-  <w:style w:type="character" w:styleId="IntensiverVerweis">
+  <w:style w:type="character" w:styleId="IntenseReference">
     <w:name w:val="Intense Reference"/>
-    <w:basedOn w:val="Absatz-Standardschriftart"/>
+    <w:basedOn w:val="DefaultParagraphFont"/>
     <w:uiPriority w:val="32"/>
     <w:qFormat/>
     <w:rsid w:val="00DF6C0D"/>
@@ -940,6 +1240,35 @@
       <w:smallCaps/>
       <w:color w:val="0F4761" w:themeColor="accent1" w:themeShade="BF"/>
       <w:spacing w:val="5"/>
+    </w:rPr>
+  </w:style>
+  <w:style w:type="paragraph" w:styleId="NormalWeb">
+    <w:name w:val="Normal (Web)"/>
+    <w:basedOn w:val="Normal"/>
+    <w:uiPriority w:val="99"/>
+    <w:semiHidden/>
+    <w:unhideWhenUsed/>
+    <w:rsid w:val="00EE2C0A"/>
+    <w:pPr>
+      <w:spacing w:before="100" w:beforeAutospacing="1" w:after="100" w:afterAutospacing="1" w:line="240" w:lineRule="auto"/>
+    </w:pPr>
+    <w:rPr>
+      <w:rFonts w:ascii="Times New Roman" w:eastAsia="Times New Roman" w:hAnsi="Times New Roman" w:cs="Times New Roman"/>
+      <w:kern w:val="0"/>
+      <w:szCs w:val="24"/>
+      <w:lang w:val="en-CH" w:eastAsia="en-GB" w:bidi="ar-SA"/>
+      <w14:ligatures w14:val="none"/>
+    </w:rPr>
+  </w:style>
+  <w:style w:type="character" w:styleId="Strong">
+    <w:name w:val="Strong"/>
+    <w:basedOn w:val="DefaultParagraphFont"/>
+    <w:uiPriority w:val="22"/>
+    <w:qFormat/>
+    <w:rsid w:val="00EE2C0A"/>
+    <w:rPr>
+      <w:b/>
+      <w:bCs/>
     </w:rPr>
   </w:style>
 </w:styles>
